--- a/upload/7. -Bank Mandiri- Surat pemesanan Rumah.docx
+++ b/upload/7. -Bank Mandiri- Surat pemesanan Rumah.docx
@@ -311,237 +311,434 @@
         </w:rPr>
         <w:t>DATA PEMESAN:</w:t>
       </w:r>
-    </w:p>
-    <w:p>
-      <w:pPr>
-        <w:pStyle w:val="NormalWeb"/>
-        <w:ind w:left="720"/>
-        <w:rPr>
-          <w:rFonts w:ascii="Arial" w:hAnsi="Arial" w:cs="Arial"/>
-          <w:sz w:val="20"/>
-        </w:rPr>
-      </w:pPr>
-      <w:proofErr w:type="spellStart"/>
-      <w:r>
-        <w:rPr>
-          <w:rFonts w:ascii="Arial" w:hAnsi="Arial" w:cs="Arial"/>
-          <w:sz w:val="20"/>
-        </w:rPr>
-        <w:t>Nama</w:t>
-      </w:r>
-      <w:proofErr w:type="spellEnd"/>
-      <w:r>
-        <w:rPr>
-          <w:rFonts w:ascii="Arial" w:hAnsi="Arial" w:cs="Arial"/>
-          <w:sz w:val="20"/>
-        </w:rPr>
-        <w:tab/>
-      </w:r>
-      <w:r>
-        <w:rPr>
-          <w:rFonts w:ascii="Arial" w:hAnsi="Arial" w:cs="Arial"/>
-          <w:sz w:val="20"/>
-        </w:rPr>
-        <w:tab/>
-      </w:r>
-      <w:r>
-        <w:rPr>
-          <w:rFonts w:ascii="Arial" w:hAnsi="Arial" w:cs="Arial"/>
-          <w:sz w:val="20"/>
-        </w:rPr>
-        <w:tab/>
-      </w:r>
-      <w:r>
-        <w:rPr>
-          <w:rFonts w:ascii="Arial" w:hAnsi="Arial" w:cs="Arial"/>
-          <w:sz w:val="20"/>
-        </w:rPr>
-        <w:t xml:space="preserve">: </w:t>
-      </w:r>
-      <w:r>
-        <w:rPr>
-          <w:rFonts w:ascii="Arial" w:hAnsi="Arial" w:cs="Arial"/>
-          <w:sz w:val="20"/>
-        </w:rPr>
-        <w:br/>
-      </w:r>
-      <w:proofErr w:type="spellStart"/>
-      <w:r>
-        <w:rPr>
-          <w:rFonts w:ascii="Arial" w:hAnsi="Arial" w:cs="Arial"/>
-          <w:sz w:val="20"/>
-        </w:rPr>
-        <w:t>Nomor</w:t>
-      </w:r>
-      <w:proofErr w:type="spellEnd"/>
-      <w:r>
-        <w:rPr>
-          <w:rFonts w:ascii="Arial" w:hAnsi="Arial" w:cs="Arial"/>
-          <w:sz w:val="20"/>
-        </w:rPr>
-        <w:t xml:space="preserve"> KTP</w:t>
-      </w:r>
-      <w:r>
-        <w:rPr>
-          <w:rFonts w:ascii="Arial" w:hAnsi="Arial" w:cs="Arial"/>
-          <w:sz w:val="20"/>
-        </w:rPr>
-        <w:tab/>
-      </w:r>
-      <w:r>
-        <w:rPr>
-          <w:rFonts w:ascii="Arial" w:hAnsi="Arial" w:cs="Arial"/>
-          <w:sz w:val="20"/>
-        </w:rPr>
-        <w:tab/>
-      </w:r>
-      <w:r>
-        <w:rPr>
-          <w:rFonts w:ascii="Arial" w:hAnsi="Arial" w:cs="Arial"/>
-          <w:sz w:val="20"/>
-        </w:rPr>
-        <w:t xml:space="preserve">: </w:t>
-      </w:r>
-      <w:r>
-        <w:rPr>
-          <w:rFonts w:ascii="Arial" w:hAnsi="Arial" w:cs="Arial"/>
-          <w:sz w:val="20"/>
-        </w:rPr>
-        <w:br/>
-      </w:r>
-      <w:proofErr w:type="spellStart"/>
-      <w:r>
-        <w:rPr>
-          <w:rFonts w:ascii="Arial" w:hAnsi="Arial" w:cs="Arial"/>
-          <w:sz w:val="20"/>
-        </w:rPr>
-        <w:t>Pekerjaan</w:t>
-      </w:r>
-      <w:proofErr w:type="spellEnd"/>
-      <w:r>
-        <w:rPr>
-          <w:rFonts w:ascii="Arial" w:hAnsi="Arial" w:cs="Arial"/>
-          <w:sz w:val="20"/>
-        </w:rPr>
-        <w:tab/>
-      </w:r>
-      <w:r>
-        <w:rPr>
-          <w:rFonts w:ascii="Arial" w:hAnsi="Arial" w:cs="Arial"/>
-          <w:sz w:val="20"/>
-        </w:rPr>
-        <w:tab/>
-      </w:r>
-      <w:r>
-        <w:rPr>
-          <w:rFonts w:ascii="Arial" w:hAnsi="Arial" w:cs="Arial"/>
-          <w:sz w:val="20"/>
-        </w:rPr>
-        <w:t xml:space="preserve">: </w:t>
-      </w:r>
-      <w:r>
-        <w:rPr>
-          <w:rFonts w:ascii="Arial" w:hAnsi="Arial" w:cs="Arial"/>
-          <w:sz w:val="20"/>
-        </w:rPr>
-        <w:br/>
-      </w:r>
-      <w:proofErr w:type="spellStart"/>
-      <w:r>
-        <w:rPr>
-          <w:rFonts w:ascii="Arial" w:hAnsi="Arial" w:cs="Arial"/>
-          <w:sz w:val="20"/>
-        </w:rPr>
-        <w:t>Alamat</w:t>
-      </w:r>
-      <w:proofErr w:type="spellEnd"/>
-      <w:r>
-        <w:rPr>
-          <w:rFonts w:ascii="Arial" w:hAnsi="Arial" w:cs="Arial"/>
-          <w:sz w:val="20"/>
-        </w:rPr>
-        <w:t xml:space="preserve"> </w:t>
-      </w:r>
-      <w:proofErr w:type="spellStart"/>
-      <w:r>
-        <w:rPr>
-          <w:rFonts w:ascii="Arial" w:hAnsi="Arial" w:cs="Arial"/>
-          <w:sz w:val="20"/>
-        </w:rPr>
-        <w:t>Sesuai</w:t>
-      </w:r>
-      <w:proofErr w:type="spellEnd"/>
-      <w:r>
-        <w:rPr>
-          <w:rFonts w:ascii="Arial" w:hAnsi="Arial" w:cs="Arial"/>
-          <w:sz w:val="20"/>
-        </w:rPr>
-        <w:t xml:space="preserve"> KTP</w:t>
-      </w:r>
-      <w:r>
-        <w:rPr>
-          <w:rFonts w:ascii="Arial" w:hAnsi="Arial" w:cs="Arial"/>
-          <w:sz w:val="20"/>
-        </w:rPr>
-        <w:tab/>
-      </w:r>
-      <w:r>
-        <w:rPr>
-          <w:rFonts w:ascii="Arial" w:hAnsi="Arial" w:cs="Arial"/>
-          <w:sz w:val="20"/>
-        </w:rPr>
-        <w:t xml:space="preserve">: </w:t>
-      </w:r>
-      <w:r>
-        <w:rPr>
-          <w:rFonts w:ascii="Arial" w:hAnsi="Arial" w:cs="Arial"/>
-          <w:sz w:val="20"/>
-        </w:rPr>
-        <w:br/>
-      </w:r>
-      <w:r>
-        <w:rPr>
-          <w:rFonts w:ascii="Arial" w:hAnsi="Arial" w:cs="Arial"/>
-          <w:sz w:val="20"/>
-        </w:rPr>
-        <w:t xml:space="preserve">No </w:t>
-      </w:r>
-      <w:proofErr w:type="spellStart"/>
-      <w:r>
-        <w:rPr>
-          <w:rFonts w:ascii="Arial" w:hAnsi="Arial" w:cs="Arial"/>
-          <w:sz w:val="20"/>
-        </w:rPr>
-        <w:t>Telpone</w:t>
-      </w:r>
-      <w:proofErr w:type="spellEnd"/>
-      <w:r>
-        <w:rPr>
-          <w:rFonts w:ascii="Arial" w:hAnsi="Arial" w:cs="Arial"/>
-          <w:sz w:val="20"/>
-        </w:rPr>
-        <w:t xml:space="preserve"> / HP</w:t>
-      </w:r>
-      <w:r>
-        <w:rPr>
-          <w:rFonts w:ascii="Arial" w:hAnsi="Arial" w:cs="Arial"/>
-          <w:sz w:val="20"/>
-        </w:rPr>
-        <w:tab/>
-      </w:r>
-      <w:r>
-        <w:rPr>
-          <w:rFonts w:ascii="Arial" w:hAnsi="Arial" w:cs="Arial"/>
-          <w:sz w:val="20"/>
-        </w:rPr>
-        <w:t xml:space="preserve">: </w:t>
-      </w:r>
       <w:bookmarkStart w:id="0" w:name="_GoBack"/>
       <w:bookmarkEnd w:id="0"/>
     </w:p>
     <w:p>
       <w:pPr>
         <w:pStyle w:val="NormalWeb"/>
+        <w:ind w:left="720"/>
+        <w:rPr>
+          <w:rFonts w:ascii="Arial" w:hAnsi="Arial" w:cs="Arial"/>
+          <w:sz w:val="20"/>
+        </w:rPr>
+      </w:pPr>
+      <w:proofErr w:type="spellStart"/>
+      <w:r>
+        <w:rPr>
+          <w:rFonts w:ascii="Arial" w:hAnsi="Arial" w:cs="Arial"/>
+          <w:sz w:val="20"/>
+        </w:rPr>
+        <w:t>Nama</w:t>
+      </w:r>
+      <w:proofErr w:type="spellEnd"/>
+      <w:r>
+        <w:rPr>
+          <w:rFonts w:ascii="Arial" w:hAnsi="Arial" w:cs="Arial"/>
+          <w:sz w:val="20"/>
+        </w:rPr>
+        <w:tab/>
+      </w:r>
+      <w:r>
+        <w:rPr>
+          <w:rFonts w:ascii="Arial" w:hAnsi="Arial" w:cs="Arial"/>
+          <w:sz w:val="20"/>
+        </w:rPr>
+        <w:tab/>
+      </w:r>
+      <w:r>
+        <w:rPr>
+          <w:rFonts w:ascii="Arial" w:hAnsi="Arial" w:cs="Arial"/>
+          <w:sz w:val="20"/>
+        </w:rPr>
+        <w:tab/>
+      </w:r>
+      <w:r>
+        <w:rPr>
+          <w:rFonts w:ascii="Arial" w:hAnsi="Arial" w:cs="Arial"/>
+          <w:sz w:val="20"/>
+        </w:rPr>
+        <w:t xml:space="preserve">: </w:t>
+      </w:r>
+      <w:r>
+        <w:rPr>
+          <w:rFonts w:ascii="Arial" w:hAnsi="Arial" w:cs="Arial"/>
+          <w:sz w:val="20"/>
+        </w:rPr>
+        <w:t>[</w:t>
+      </w:r>
+      <w:proofErr w:type="spellStart"/>
+      <w:r>
+        <w:rPr>
+          <w:rFonts w:ascii="Arial" w:hAnsi="Arial" w:cs="Arial"/>
+          <w:sz w:val="20"/>
+        </w:rPr>
+        <w:t>Nama</w:t>
+      </w:r>
+      <w:proofErr w:type="spellEnd"/>
+      <w:r>
+        <w:rPr>
+          <w:rFonts w:ascii="Arial" w:hAnsi="Arial" w:cs="Arial"/>
+          <w:sz w:val="20"/>
+        </w:rPr>
+        <w:t xml:space="preserve"> </w:t>
+      </w:r>
+      <w:proofErr w:type="spellStart"/>
+      <w:r>
+        <w:rPr>
+          <w:rFonts w:ascii="Arial" w:hAnsi="Arial" w:cs="Arial"/>
+          <w:sz w:val="20"/>
+        </w:rPr>
+        <w:t>Debitur</w:t>
+      </w:r>
+      <w:proofErr w:type="spellEnd"/>
+      <w:proofErr w:type="gramStart"/>
+      <w:r>
+        <w:rPr>
+          <w:rFonts w:ascii="Arial" w:hAnsi="Arial" w:cs="Arial"/>
+          <w:sz w:val="20"/>
+        </w:rPr>
+        <w:t>]</w:t>
+      </w:r>
+      <w:proofErr w:type="gramEnd"/>
+      <w:r>
+        <w:rPr>
+          <w:rFonts w:ascii="Arial" w:hAnsi="Arial" w:cs="Arial"/>
+          <w:sz w:val="20"/>
+        </w:rPr>
+        <w:br/>
+      </w:r>
+      <w:proofErr w:type="spellStart"/>
+      <w:r>
+        <w:rPr>
+          <w:rFonts w:ascii="Arial" w:hAnsi="Arial" w:cs="Arial"/>
+          <w:sz w:val="20"/>
+        </w:rPr>
+        <w:t>Nomor</w:t>
+      </w:r>
+      <w:proofErr w:type="spellEnd"/>
+      <w:r>
+        <w:rPr>
+          <w:rFonts w:ascii="Arial" w:hAnsi="Arial" w:cs="Arial"/>
+          <w:sz w:val="20"/>
+        </w:rPr>
+        <w:t xml:space="preserve"> KTP</w:t>
+      </w:r>
+      <w:r>
+        <w:rPr>
+          <w:rFonts w:ascii="Arial" w:hAnsi="Arial" w:cs="Arial"/>
+          <w:sz w:val="20"/>
+        </w:rPr>
+        <w:tab/>
+      </w:r>
+      <w:r>
+        <w:rPr>
+          <w:rFonts w:ascii="Arial" w:hAnsi="Arial" w:cs="Arial"/>
+          <w:sz w:val="20"/>
+        </w:rPr>
+        <w:tab/>
+      </w:r>
+      <w:r>
+        <w:rPr>
+          <w:rFonts w:ascii="Arial" w:hAnsi="Arial" w:cs="Arial"/>
+          <w:sz w:val="20"/>
+        </w:rPr>
+        <w:t xml:space="preserve">: </w:t>
+      </w:r>
+      <w:r>
+        <w:rPr>
+          <w:rFonts w:ascii="Arial" w:hAnsi="Arial" w:cs="Arial"/>
+          <w:sz w:val="20"/>
+        </w:rPr>
+        <w:t xml:space="preserve">[No KTP </w:t>
+      </w:r>
+      <w:proofErr w:type="spellStart"/>
+      <w:r>
+        <w:rPr>
+          <w:rFonts w:ascii="Arial" w:hAnsi="Arial" w:cs="Arial"/>
+          <w:sz w:val="20"/>
+        </w:rPr>
+        <w:t>Debitur</w:t>
+      </w:r>
+      <w:proofErr w:type="spellEnd"/>
+      <w:r>
+        <w:rPr>
+          <w:rFonts w:ascii="Arial" w:hAnsi="Arial" w:cs="Arial"/>
+          <w:sz w:val="20"/>
+        </w:rPr>
+        <w:t>]</w:t>
+      </w:r>
+      <w:r>
+        <w:rPr>
+          <w:rFonts w:ascii="Arial" w:hAnsi="Arial" w:cs="Arial"/>
+          <w:sz w:val="20"/>
+        </w:rPr>
+        <w:br/>
+      </w:r>
+      <w:proofErr w:type="spellStart"/>
+      <w:r>
+        <w:rPr>
+          <w:rFonts w:ascii="Arial" w:hAnsi="Arial" w:cs="Arial"/>
+          <w:sz w:val="20"/>
+        </w:rPr>
+        <w:t>Pekerjaan</w:t>
+      </w:r>
+      <w:proofErr w:type="spellEnd"/>
+      <w:r>
+        <w:rPr>
+          <w:rFonts w:ascii="Arial" w:hAnsi="Arial" w:cs="Arial"/>
+          <w:sz w:val="20"/>
+        </w:rPr>
+        <w:tab/>
+      </w:r>
+      <w:r>
+        <w:rPr>
+          <w:rFonts w:ascii="Arial" w:hAnsi="Arial" w:cs="Arial"/>
+          <w:sz w:val="20"/>
+        </w:rPr>
+        <w:tab/>
+      </w:r>
+      <w:r>
+        <w:rPr>
+          <w:rFonts w:ascii="Arial" w:hAnsi="Arial" w:cs="Arial"/>
+          <w:sz w:val="20"/>
+        </w:rPr>
+        <w:t xml:space="preserve">: </w:t>
+      </w:r>
+      <w:r>
+        <w:rPr>
+          <w:rFonts w:ascii="Arial" w:hAnsi="Arial" w:cs="Arial"/>
+          <w:sz w:val="20"/>
+        </w:rPr>
+        <w:t>[</w:t>
+      </w:r>
+      <w:proofErr w:type="spellStart"/>
+      <w:r>
+        <w:rPr>
+          <w:rFonts w:ascii="Arial" w:hAnsi="Arial" w:cs="Arial"/>
+          <w:sz w:val="20"/>
+        </w:rPr>
+        <w:t>Pekerjaan</w:t>
+      </w:r>
+      <w:proofErr w:type="spellEnd"/>
+      <w:r>
+        <w:rPr>
+          <w:rFonts w:ascii="Arial" w:hAnsi="Arial" w:cs="Arial"/>
+          <w:sz w:val="20"/>
+        </w:rPr>
+        <w:t xml:space="preserve"> </w:t>
+      </w:r>
+      <w:proofErr w:type="spellStart"/>
+      <w:r>
+        <w:rPr>
+          <w:rFonts w:ascii="Arial" w:hAnsi="Arial" w:cs="Arial"/>
+          <w:sz w:val="20"/>
+        </w:rPr>
+        <w:t>debitur</w:t>
+      </w:r>
+      <w:proofErr w:type="spellEnd"/>
+      <w:r>
+        <w:rPr>
+          <w:rFonts w:ascii="Arial" w:hAnsi="Arial" w:cs="Arial"/>
+          <w:sz w:val="20"/>
+        </w:rPr>
+        <w:t>]</w:t>
+      </w:r>
+      <w:r>
+        <w:rPr>
+          <w:rFonts w:ascii="Arial" w:hAnsi="Arial" w:cs="Arial"/>
+          <w:sz w:val="20"/>
+        </w:rPr>
+        <w:br/>
+      </w:r>
+      <w:proofErr w:type="spellStart"/>
+      <w:r>
+        <w:rPr>
+          <w:rFonts w:ascii="Arial" w:hAnsi="Arial" w:cs="Arial"/>
+          <w:sz w:val="20"/>
+        </w:rPr>
+        <w:t>Alamat</w:t>
+      </w:r>
+      <w:proofErr w:type="spellEnd"/>
+      <w:r>
+        <w:rPr>
+          <w:rFonts w:ascii="Arial" w:hAnsi="Arial" w:cs="Arial"/>
+          <w:sz w:val="20"/>
+        </w:rPr>
+        <w:t xml:space="preserve"> </w:t>
+      </w:r>
+      <w:proofErr w:type="spellStart"/>
+      <w:r>
+        <w:rPr>
+          <w:rFonts w:ascii="Arial" w:hAnsi="Arial" w:cs="Arial"/>
+          <w:sz w:val="20"/>
+        </w:rPr>
+        <w:t>Sesuai</w:t>
+      </w:r>
+      <w:proofErr w:type="spellEnd"/>
+      <w:r>
+        <w:rPr>
+          <w:rFonts w:ascii="Arial" w:hAnsi="Arial" w:cs="Arial"/>
+          <w:sz w:val="20"/>
+        </w:rPr>
+        <w:t xml:space="preserve"> KTP</w:t>
+      </w:r>
+      <w:r>
+        <w:rPr>
+          <w:rFonts w:ascii="Arial" w:hAnsi="Arial" w:cs="Arial"/>
+          <w:sz w:val="20"/>
+        </w:rPr>
+        <w:tab/>
+      </w:r>
+      <w:r>
+        <w:rPr>
+          <w:rFonts w:ascii="Arial" w:hAnsi="Arial" w:cs="Arial"/>
+          <w:sz w:val="20"/>
+        </w:rPr>
+        <w:t xml:space="preserve">: </w:t>
+      </w:r>
+      <w:r>
+        <w:rPr>
+          <w:rFonts w:ascii="Arial" w:hAnsi="Arial" w:cs="Arial"/>
+          <w:sz w:val="20"/>
+        </w:rPr>
+        <w:t>[</w:t>
+      </w:r>
+      <w:proofErr w:type="spellStart"/>
+      <w:r>
+        <w:rPr>
+          <w:rFonts w:ascii="Arial" w:hAnsi="Arial" w:cs="Arial"/>
+          <w:sz w:val="20"/>
+        </w:rPr>
+        <w:t>Alamat</w:t>
+      </w:r>
+      <w:proofErr w:type="spellEnd"/>
+      <w:r>
+        <w:rPr>
+          <w:rFonts w:ascii="Arial" w:hAnsi="Arial" w:cs="Arial"/>
+          <w:sz w:val="20"/>
+        </w:rPr>
+        <w:t xml:space="preserve"> </w:t>
+      </w:r>
+      <w:proofErr w:type="spellStart"/>
+      <w:r>
+        <w:rPr>
+          <w:rFonts w:ascii="Arial" w:hAnsi="Arial" w:cs="Arial"/>
+          <w:sz w:val="20"/>
+        </w:rPr>
+        <w:t>debitur</w:t>
+      </w:r>
+      <w:proofErr w:type="spellEnd"/>
+      <w:r>
+        <w:rPr>
+          <w:rFonts w:ascii="Arial" w:hAnsi="Arial" w:cs="Arial"/>
+          <w:sz w:val="20"/>
+        </w:rPr>
+        <w:t xml:space="preserve"> </w:t>
+      </w:r>
+      <w:proofErr w:type="spellStart"/>
+      <w:r>
+        <w:rPr>
+          <w:rFonts w:ascii="Arial" w:hAnsi="Arial" w:cs="Arial"/>
+          <w:sz w:val="20"/>
+        </w:rPr>
+        <w:t>sesuai</w:t>
+      </w:r>
+      <w:proofErr w:type="spellEnd"/>
+      <w:r>
+        <w:rPr>
+          <w:rFonts w:ascii="Arial" w:hAnsi="Arial" w:cs="Arial"/>
+          <w:sz w:val="20"/>
+        </w:rPr>
+        <w:t xml:space="preserve"> KTP]</w:t>
+      </w:r>
+      <w:r>
+        <w:rPr>
+          <w:rFonts w:ascii="Arial" w:hAnsi="Arial" w:cs="Arial"/>
+          <w:sz w:val="20"/>
+        </w:rPr>
+        <w:br/>
+      </w:r>
+      <w:r>
+        <w:rPr>
+          <w:rFonts w:ascii="Arial" w:hAnsi="Arial" w:cs="Arial"/>
+          <w:sz w:val="20"/>
+        </w:rPr>
+        <w:t xml:space="preserve">No </w:t>
+      </w:r>
+      <w:proofErr w:type="spellStart"/>
+      <w:r>
+        <w:rPr>
+          <w:rFonts w:ascii="Arial" w:hAnsi="Arial" w:cs="Arial"/>
+          <w:sz w:val="20"/>
+        </w:rPr>
+        <w:t>Telpone</w:t>
+      </w:r>
+      <w:proofErr w:type="spellEnd"/>
+      <w:r>
+        <w:rPr>
+          <w:rFonts w:ascii="Arial" w:hAnsi="Arial" w:cs="Arial"/>
+          <w:sz w:val="20"/>
+        </w:rPr>
+        <w:t xml:space="preserve"> / HP</w:t>
+      </w:r>
+      <w:r>
+        <w:rPr>
+          <w:rFonts w:ascii="Arial" w:hAnsi="Arial" w:cs="Arial"/>
+          <w:sz w:val="20"/>
+        </w:rPr>
+        <w:tab/>
+      </w:r>
+      <w:r>
+        <w:rPr>
+          <w:rFonts w:ascii="Arial" w:hAnsi="Arial" w:cs="Arial"/>
+          <w:sz w:val="20"/>
+        </w:rPr>
+        <w:t xml:space="preserve">: </w:t>
+      </w:r>
+      <w:r>
+        <w:rPr>
+          <w:rFonts w:ascii="Arial" w:hAnsi="Arial" w:cs="Arial"/>
+          <w:sz w:val="20"/>
+        </w:rPr>
+        <w:t xml:space="preserve">[No </w:t>
+      </w:r>
+      <w:proofErr w:type="spellStart"/>
+      <w:r>
+        <w:rPr>
+          <w:rFonts w:ascii="Arial" w:hAnsi="Arial" w:cs="Arial"/>
+          <w:sz w:val="20"/>
+        </w:rPr>
+        <w:t>Hp</w:t>
+      </w:r>
+      <w:proofErr w:type="spellEnd"/>
+      <w:r>
+        <w:rPr>
+          <w:rFonts w:ascii="Arial" w:hAnsi="Arial" w:cs="Arial"/>
+          <w:sz w:val="20"/>
+        </w:rPr>
+        <w:t xml:space="preserve"> </w:t>
+      </w:r>
+      <w:proofErr w:type="spellStart"/>
+      <w:r>
+        <w:rPr>
+          <w:rFonts w:ascii="Arial" w:hAnsi="Arial" w:cs="Arial"/>
+          <w:sz w:val="20"/>
+        </w:rPr>
+        <w:t>Debitur</w:t>
+      </w:r>
+      <w:proofErr w:type="spellEnd"/>
+      <w:r>
+        <w:rPr>
+          <w:rFonts w:ascii="Arial" w:hAnsi="Arial" w:cs="Arial"/>
+          <w:sz w:val="20"/>
+        </w:rPr>
+        <w:t>]</w:t>
+      </w:r>
+    </w:p>
+    <w:p>
+      <w:pPr>
+        <w:pStyle w:val="NormalWeb"/>
         <w:ind w:left="360"/>
         <w:rPr>
           <w:rFonts w:ascii="Arial" w:hAnsi="Arial" w:cs="Arial"/>
@@ -1305,6 +1502,47 @@
           <w:rFonts w:ascii="Arial" w:hAnsi="Arial" w:cs="Arial"/>
           <w:sz w:val="20"/>
         </w:rPr>
+        <w:t xml:space="preserve">[Blok </w:t>
+      </w:r>
+      <w:proofErr w:type="spellStart"/>
+      <w:r>
+        <w:rPr>
+          <w:rFonts w:ascii="Arial" w:hAnsi="Arial" w:cs="Arial"/>
+          <w:sz w:val="20"/>
+        </w:rPr>
+        <w:t>dan</w:t>
+      </w:r>
+      <w:proofErr w:type="spellEnd"/>
+      <w:r>
+        <w:rPr>
+          <w:rFonts w:ascii="Arial" w:hAnsi="Arial" w:cs="Arial"/>
+          <w:sz w:val="20"/>
+        </w:rPr>
+        <w:t xml:space="preserve"> No </w:t>
+      </w:r>
+      <w:proofErr w:type="spellStart"/>
+      <w:r>
+        <w:rPr>
+          <w:rFonts w:ascii="Arial" w:hAnsi="Arial" w:cs="Arial"/>
+          <w:sz w:val="20"/>
+        </w:rPr>
+        <w:t>Rumah</w:t>
+      </w:r>
+      <w:proofErr w:type="spellEnd"/>
+      <w:proofErr w:type="gramStart"/>
+      <w:r>
+        <w:rPr>
+          <w:rFonts w:ascii="Arial" w:hAnsi="Arial" w:cs="Arial"/>
+          <w:sz w:val="20"/>
+        </w:rPr>
+        <w:t>]</w:t>
+      </w:r>
+      <w:proofErr w:type="gramEnd"/>
+      <w:r>
+        <w:rPr>
+          <w:rFonts w:ascii="Arial" w:hAnsi="Arial" w:cs="Arial"/>
+          <w:sz w:val="20"/>
+        </w:rPr>
         <w:br/>
       </w:r>
       <w:r>
@@ -1358,45 +1596,20 @@
         </w:rPr>
         <w:t>[</w:t>
       </w:r>
-      <w:proofErr w:type="spellStart"/>
-      <w:r>
-        <w:rPr>
-          <w:rFonts w:ascii="Arial" w:hAnsi="Arial" w:cs="Arial"/>
-          <w:sz w:val="20"/>
-        </w:rPr>
-        <w:t>kamu</w:t>
-      </w:r>
-      <w:proofErr w:type="spellEnd"/>
-      <w:r>
-        <w:rPr>
-          <w:rFonts w:ascii="Arial" w:hAnsi="Arial" w:cs="Arial"/>
-          <w:sz w:val="20"/>
-        </w:rPr>
-        <w:t xml:space="preserve"> </w:t>
-      </w:r>
-      <w:proofErr w:type="spellStart"/>
-      <w:r>
-        <w:rPr>
-          <w:rFonts w:ascii="Arial" w:hAnsi="Arial" w:cs="Arial"/>
-          <w:sz w:val="20"/>
-        </w:rPr>
-        <w:t>minta</w:t>
-      </w:r>
-      <w:proofErr w:type="spellEnd"/>
-      <w:r>
-        <w:rPr>
-          <w:rFonts w:ascii="Arial" w:hAnsi="Arial" w:cs="Arial"/>
-          <w:sz w:val="20"/>
-        </w:rPr>
-        <w:t xml:space="preserve"> no </w:t>
-      </w:r>
-      <w:proofErr w:type="spellStart"/>
-      <w:r>
-        <w:rPr>
-          <w:rFonts w:ascii="Arial" w:hAnsi="Arial" w:cs="Arial"/>
-          <w:sz w:val="20"/>
-        </w:rPr>
-        <w:t>sertifikatnya</w:t>
+      <w:r>
+        <w:rPr>
+          <w:rFonts w:ascii="Arial" w:hAnsi="Arial" w:cs="Arial"/>
+          <w:sz w:val="20"/>
+        </w:rPr>
+        <w:t xml:space="preserve">no </w:t>
+      </w:r>
+      <w:proofErr w:type="spellStart"/>
+      <w:r>
+        <w:rPr>
+          <w:rFonts w:ascii="Arial" w:hAnsi="Arial" w:cs="Arial"/>
+          <w:sz w:val="20"/>
+        </w:rPr>
+        <w:t>sertipikat</w:t>
       </w:r>
       <w:proofErr w:type="spellEnd"/>
       <w:r>
@@ -1566,7 +1779,7 @@
           <w:rFonts w:ascii="Arial" w:hAnsi="Arial" w:cs="Arial"/>
           <w:sz w:val="20"/>
         </w:rPr>
-        <w:t xml:space="preserve"> may vary]</w:t>
+        <w:t>]</w:t>
       </w:r>
       <w:r>
         <w:rPr>
@@ -3714,7 +3927,7 @@
 </file>
 
 <file path=customXml/itemProps1.xml><?xml version="1.0" encoding="utf-8"?>
-<ds:datastoreItem xmlns:ds="http://schemas.openxmlformats.org/officeDocument/2006/customXml" ds:itemID="{21F619A2-7E27-422C-839F-9EF01777C052}">
+<ds:datastoreItem xmlns:ds="http://schemas.openxmlformats.org/officeDocument/2006/customXml" ds:itemID="{50935DDD-B1F2-4327-8C09-9D79A0FC9E9E}">
   <ds:schemaRefs>
     <ds:schemaRef ds:uri="http://schemas.openxmlformats.org/officeDocument/2006/bibliography"/>
   </ds:schemaRefs>
